--- a/explication.docx
+++ b/explication.docx
@@ -1,6 +1,6 @@
 
 <file path=word/document.xml><?xml version="1.0" encoding="utf-8"?>
-<w:document xmlns:wpc="http://schemas.microsoft.com/office/word/2010/wordprocessingCanvas" xmlns:cx="http://schemas.microsoft.com/office/drawing/2014/chartex" xmlns:cx1="http://schemas.microsoft.com/office/drawing/2015/9/8/chartex" xmlns:cx2="http://schemas.microsoft.com/office/drawing/2015/10/21/chartex" xmlns:cx3="http://schemas.microsoft.com/office/drawing/2016/5/9/chartex" xmlns:cx4="http://schemas.microsoft.com/office/drawing/2016/5/10/chartex" xmlns:cx5="http://schemas.microsoft.com/office/drawing/2016/5/11/chartex" xmlns:cx6="http://schemas.microsoft.com/office/drawing/2016/5/12/chartex" xmlns:cx7="http://schemas.microsoft.com/office/drawing/2016/5/13/chartex" xmlns:cx8="http://schemas.microsoft.com/office/drawing/2016/5/14/chartex" xmlns:mc="http://schemas.openxmlformats.org/markup-compatibility/2006" xmlns:aink="http://schemas.microsoft.com/office/drawing/2016/ink" xmlns:am3d="http://schemas.microsoft.com/office/drawing/2017/model3d" xmlns:o="urn:schemas-microsoft-com:office:office" xmlns:r="http://schemas.openxmlformats.org/officeDocument/2006/relationships" xmlns:m="http://schemas.openxmlformats.org/officeDocument/2006/math" xmlns:v="urn:schemas-microsoft-com:vml" xmlns:wp14="http://schemas.microsoft.com/office/word/2010/wordprocessingDrawing" xmlns:wp="http://schemas.openxmlformats.org/drawingml/2006/wordprocessingDrawing" xmlns:w10="urn:schemas-microsoft-com:office:word" xmlns:w="http://schemas.openxmlformats.org/wordprocessingml/2006/main" xmlns:w14="http://schemas.microsoft.com/office/word/2010/wordml" xmlns:w15="http://schemas.microsoft.com/office/word/2012/wordml" xmlns:w16cex="http://schemas.microsoft.com/office/word/2018/wordml/cex" xmlns:w16cid="http://schemas.microsoft.com/office/word/2016/wordml/cid" xmlns:w16="http://schemas.microsoft.com/office/word/2018/wordml" xmlns:w16se="http://schemas.microsoft.com/office/word/2015/wordml/symex" xmlns:wpg="http://schemas.microsoft.com/office/word/2010/wordprocessingGroup" xmlns:wpi="http://schemas.microsoft.com/office/word/2010/wordprocessingInk" xmlns:wne="http://schemas.microsoft.com/office/word/2006/wordml" xmlns:wps="http://schemas.microsoft.com/office/word/2010/wordprocessingShape" mc:Ignorable="w14 w15 w16se w16cid w16 w16cex wp14">
+<w:document xmlns:wpc="http://schemas.microsoft.com/office/word/2010/wordprocessingCanvas" xmlns:cx="http://schemas.microsoft.com/office/drawing/2014/chartex" xmlns:cx1="http://schemas.microsoft.com/office/drawing/2015/9/8/chartex" xmlns:cx2="http://schemas.microsoft.com/office/drawing/2015/10/21/chartex" xmlns:cx3="http://schemas.microsoft.com/office/drawing/2016/5/9/chartex" xmlns:cx4="http://schemas.microsoft.com/office/drawing/2016/5/10/chartex" xmlns:cx5="http://schemas.microsoft.com/office/drawing/2016/5/11/chartex" xmlns:cx6="http://schemas.microsoft.com/office/drawing/2016/5/12/chartex" xmlns:cx7="http://schemas.microsoft.com/office/drawing/2016/5/13/chartex" xmlns:cx8="http://schemas.microsoft.com/office/drawing/2016/5/14/chartex" xmlns:mc="http://schemas.openxmlformats.org/markup-compatibility/2006" xmlns:aink="http://schemas.microsoft.com/office/drawing/2016/ink" xmlns:am3d="http://schemas.microsoft.com/office/drawing/2017/model3d" xmlns:o="urn:schemas-microsoft-com:office:office" xmlns:oel="http://schemas.microsoft.com/office/2019/extlst" xmlns:r="http://schemas.openxmlformats.org/officeDocument/2006/relationships" xmlns:m="http://schemas.openxmlformats.org/officeDocument/2006/math" xmlns:v="urn:schemas-microsoft-com:vml" xmlns:wp14="http://schemas.microsoft.com/office/word/2010/wordprocessingDrawing" xmlns:wp="http://schemas.openxmlformats.org/drawingml/2006/wordprocessingDrawing" xmlns:w10="urn:schemas-microsoft-com:office:word" xmlns:w="http://schemas.openxmlformats.org/wordprocessingml/2006/main" xmlns:w14="http://schemas.microsoft.com/office/word/2010/wordml" xmlns:w15="http://schemas.microsoft.com/office/word/2012/wordml" xmlns:w16cex="http://schemas.microsoft.com/office/word/2018/wordml/cex" xmlns:w16cid="http://schemas.microsoft.com/office/word/2016/wordml/cid" xmlns:w16="http://schemas.microsoft.com/office/word/2018/wordml" xmlns:w16du="http://schemas.microsoft.com/office/word/2023/wordml/word16du" xmlns:w16sdtdh="http://schemas.microsoft.com/office/word/2020/wordml/sdtdatahash" xmlns:w16sdtfl="http://schemas.microsoft.com/office/word/2024/wordml/sdtformatlock" xmlns:w16se="http://schemas.microsoft.com/office/word/2015/wordml/symex" xmlns:wpg="http://schemas.microsoft.com/office/word/2010/wordprocessingGroup" xmlns:wpi="http://schemas.microsoft.com/office/word/2010/wordprocessingInk" xmlns:wne="http://schemas.microsoft.com/office/word/2006/wordml" xmlns:wps="http://schemas.microsoft.com/office/word/2010/wordprocessingShape" mc:Ignorable="w14 w15 w16se w16cid w16 w16cex w16sdtdh w16sdtfl w16du wp14">
   <w:body>
     <w:p>
       <w:r>
@@ -215,7 +215,7 @@
       <w:hyperlink r:id="rId8" w:history="1">
         <w:r>
           <w:rPr>
-            <w:rStyle w:val="Lienhypertexte"/>
+            <w:rStyle w:val="Hyperlink"/>
           </w:rPr>
           <w:t>react-router-dom@5.2.0</w:t>
         </w:r>
@@ -677,7 +677,91 @@
         <w:t>&gt;</w:t>
       </w:r>
     </w:p>
+    <w:p>
+      <w:r>
+        <w:t>Pour déployer la nouvelle version du code il faut :</w:t>
+      </w:r>
+    </w:p>
     <w:p/>
+    <w:p>
+      <w:r>
+        <w:t xml:space="preserve">D’abord mettre tout le code sur </w:t>
+      </w:r>
+      <w:proofErr w:type="spellStart"/>
+      <w:r>
+        <w:t>github</w:t>
+      </w:r>
+      <w:proofErr w:type="spellEnd"/>
+      <w:r>
+        <w:t xml:space="preserve"> </w:t>
+      </w:r>
+      <w:proofErr w:type="spellStart"/>
+      <w:r>
+        <w:t>branch</w:t>
+      </w:r>
+      <w:proofErr w:type="spellEnd"/>
+      <w:r>
+        <w:t xml:space="preserve"> </w:t>
+      </w:r>
+      <w:proofErr w:type="spellStart"/>
+      <w:r>
+        <w:t>gh</w:t>
+      </w:r>
+      <w:proofErr w:type="spellEnd"/>
+      <w:r>
+        <w:t xml:space="preserve"> pages</w:t>
+      </w:r>
+    </w:p>
+    <w:p>
+      <w:r>
+        <w:lastRenderedPageBreak/>
+        <w:t xml:space="preserve">Puis taper ça en local dans VS Code : </w:t>
+      </w:r>
+      <w:proofErr w:type="spellStart"/>
+      <w:r>
+        <w:rPr>
+          <w:b/>
+          <w:bCs/>
+          <w:sz w:val="32"/>
+          <w:szCs w:val="32"/>
+        </w:rPr>
+        <w:t>npm</w:t>
+      </w:r>
+      <w:proofErr w:type="spellEnd"/>
+      <w:r>
+        <w:rPr>
+          <w:b/>
+          <w:bCs/>
+          <w:sz w:val="32"/>
+          <w:szCs w:val="32"/>
+        </w:rPr>
+        <w:t xml:space="preserve"> run </w:t>
+      </w:r>
+      <w:proofErr w:type="spellStart"/>
+      <w:r>
+        <w:rPr>
+          <w:b/>
+          <w:bCs/>
+          <w:sz w:val="32"/>
+          <w:szCs w:val="32"/>
+        </w:rPr>
+        <w:t>deploy</w:t>
+      </w:r>
+      <w:proofErr w:type="spellEnd"/>
+    </w:p>
+    <w:p>
+      <w:r>
+        <w:t xml:space="preserve">La version va se déployer automatiquement sans rien faire. Puis aller dans settings de </w:t>
+      </w:r>
+      <w:proofErr w:type="spellStart"/>
+      <w:r>
+        <w:t>Guitheb</w:t>
+      </w:r>
+      <w:proofErr w:type="spellEnd"/>
+      <w:r>
+        <w:t xml:space="preserve"> puis dans pages</w:t>
+      </w:r>
+    </w:p>
     <w:sectPr>
       <w:pgSz w:w="11906" w:h="16838"/>
       <w:pgMar w:top="1417" w:right="1417" w:bottom="1417" w:left="1417" w:header="708" w:footer="708" w:gutter="0"/>
@@ -689,7 +773,7 @@
 </file>
 
 <file path=word/numbering.xml><?xml version="1.0" encoding="utf-8"?>
-<w:numbering xmlns:wpc="http://schemas.microsoft.com/office/word/2010/wordprocessingCanvas" xmlns:cx="http://schemas.microsoft.com/office/drawing/2014/chartex" xmlns:cx1="http://schemas.microsoft.com/office/drawing/2015/9/8/chartex" xmlns:cx2="http://schemas.microsoft.com/office/drawing/2015/10/21/chartex" xmlns:cx3="http://schemas.microsoft.com/office/drawing/2016/5/9/chartex" xmlns:cx4="http://schemas.microsoft.com/office/drawing/2016/5/10/chartex" xmlns:cx5="http://schemas.microsoft.com/office/drawing/2016/5/11/chartex" xmlns:cx6="http://schemas.microsoft.com/office/drawing/2016/5/12/chartex" xmlns:cx7="http://schemas.microsoft.com/office/drawing/2016/5/13/chartex" xmlns:cx8="http://schemas.microsoft.com/office/drawing/2016/5/14/chartex" xmlns:mc="http://schemas.openxmlformats.org/markup-compatibility/2006" xmlns:aink="http://schemas.microsoft.com/office/drawing/2016/ink" xmlns:am3d="http://schemas.microsoft.com/office/drawing/2017/model3d" xmlns:o="urn:schemas-microsoft-com:office:office" xmlns:r="http://schemas.openxmlformats.org/officeDocument/2006/relationships" xmlns:m="http://schemas.openxmlformats.org/officeDocument/2006/math" xmlns:v="urn:schemas-microsoft-com:vml" xmlns:wp14="http://schemas.microsoft.com/office/word/2010/wordprocessingDrawing" xmlns:wp="http://schemas.openxmlformats.org/drawingml/2006/wordprocessingDrawing" xmlns:w10="urn:schemas-microsoft-com:office:word" xmlns:w="http://schemas.openxmlformats.org/wordprocessingml/2006/main" xmlns:w14="http://schemas.microsoft.com/office/word/2010/wordml" xmlns:w15="http://schemas.microsoft.com/office/word/2012/wordml" xmlns:w16cex="http://schemas.microsoft.com/office/word/2018/wordml/cex" xmlns:w16cid="http://schemas.microsoft.com/office/word/2016/wordml/cid" xmlns:w16="http://schemas.microsoft.com/office/word/2018/wordml" xmlns:w16se="http://schemas.microsoft.com/office/word/2015/wordml/symex" xmlns:wpg="http://schemas.microsoft.com/office/word/2010/wordprocessingGroup" xmlns:wpi="http://schemas.microsoft.com/office/word/2010/wordprocessingInk" xmlns:wne="http://schemas.microsoft.com/office/word/2006/wordml" xmlns:wps="http://schemas.microsoft.com/office/word/2010/wordprocessingShape" mc:Ignorable="w14 w15 w16se w16cid w16 w16cex wp14">
+<w:numbering xmlns:wpc="http://schemas.microsoft.com/office/word/2010/wordprocessingCanvas" xmlns:cx="http://schemas.microsoft.com/office/drawing/2014/chartex" xmlns:cx1="http://schemas.microsoft.com/office/drawing/2015/9/8/chartex" xmlns:cx2="http://schemas.microsoft.com/office/drawing/2015/10/21/chartex" xmlns:cx3="http://schemas.microsoft.com/office/drawing/2016/5/9/chartex" xmlns:cx4="http://schemas.microsoft.com/office/drawing/2016/5/10/chartex" xmlns:cx5="http://schemas.microsoft.com/office/drawing/2016/5/11/chartex" xmlns:cx6="http://schemas.microsoft.com/office/drawing/2016/5/12/chartex" xmlns:cx7="http://schemas.microsoft.com/office/drawing/2016/5/13/chartex" xmlns:cx8="http://schemas.microsoft.com/office/drawing/2016/5/14/chartex" xmlns:mc="http://schemas.openxmlformats.org/markup-compatibility/2006" xmlns:aink="http://schemas.microsoft.com/office/drawing/2016/ink" xmlns:am3d="http://schemas.microsoft.com/office/drawing/2017/model3d" xmlns:o="urn:schemas-microsoft-com:office:office" xmlns:oel="http://schemas.microsoft.com/office/2019/extlst" xmlns:r="http://schemas.openxmlformats.org/officeDocument/2006/relationships" xmlns:m="http://schemas.openxmlformats.org/officeDocument/2006/math" xmlns:v="urn:schemas-microsoft-com:vml" xmlns:wp14="http://schemas.microsoft.com/office/word/2010/wordprocessingDrawing" xmlns:wp="http://schemas.openxmlformats.org/drawingml/2006/wordprocessingDrawing" xmlns:w10="urn:schemas-microsoft-com:office:word" xmlns:w="http://schemas.openxmlformats.org/wordprocessingml/2006/main" xmlns:w14="http://schemas.microsoft.com/office/word/2010/wordml" xmlns:w15="http://schemas.microsoft.com/office/word/2012/wordml" xmlns:w16cex="http://schemas.microsoft.com/office/word/2018/wordml/cex" xmlns:w16cid="http://schemas.microsoft.com/office/word/2016/wordml/cid" xmlns:w16="http://schemas.microsoft.com/office/word/2018/wordml" xmlns:w16du="http://schemas.microsoft.com/office/word/2023/wordml/word16du" xmlns:w16sdtdh="http://schemas.microsoft.com/office/word/2020/wordml/sdtdatahash" xmlns:w16sdtfl="http://schemas.microsoft.com/office/word/2024/wordml/sdtformatlock" xmlns:w16se="http://schemas.microsoft.com/office/word/2015/wordml/symex" xmlns:wpg="http://schemas.microsoft.com/office/word/2010/wordprocessingGroup" xmlns:wpi="http://schemas.microsoft.com/office/word/2010/wordprocessingInk" xmlns:wne="http://schemas.microsoft.com/office/word/2006/wordml" xmlns:wps="http://schemas.microsoft.com/office/word/2010/wordprocessingShape" mc:Ignorable="w14 w15 w16se w16cid w16 w16cex w16sdtdh w16sdtfl w16du wp14">
   <w:abstractNum w:abstractNumId="0" w15:restartNumberingAfterBreak="0">
     <w:nsid w:val="4DCE2FBC"/>
     <w:multiLevelType w:val="hybridMultilevel"/>
@@ -802,14 +886,14 @@
       </w:rPr>
     </w:lvl>
   </w:abstractNum>
-  <w:num w:numId="1">
+  <w:num w:numId="1" w16cid:durableId="1199511518">
     <w:abstractNumId w:val="0"/>
   </w:num>
 </w:numbering>
 </file>
 
 <file path=word/styles.xml><?xml version="1.0" encoding="utf-8"?>
-<w:styles xmlns:mc="http://schemas.openxmlformats.org/markup-compatibility/2006" xmlns:r="http://schemas.openxmlformats.org/officeDocument/2006/relationships" xmlns:w="http://schemas.openxmlformats.org/wordprocessingml/2006/main" xmlns:w14="http://schemas.microsoft.com/office/word/2010/wordml" xmlns:w15="http://schemas.microsoft.com/office/word/2012/wordml" xmlns:w16cex="http://schemas.microsoft.com/office/word/2018/wordml/cex" xmlns:w16cid="http://schemas.microsoft.com/office/word/2016/wordml/cid" xmlns:w16="http://schemas.microsoft.com/office/word/2018/wordml" xmlns:w16se="http://schemas.microsoft.com/office/word/2015/wordml/symex" mc:Ignorable="w14 w15 w16se w16cid w16 w16cex">
+<w:styles xmlns:mc="http://schemas.openxmlformats.org/markup-compatibility/2006" xmlns:r="http://schemas.openxmlformats.org/officeDocument/2006/relationships" xmlns:w="http://schemas.openxmlformats.org/wordprocessingml/2006/main" xmlns:w14="http://schemas.microsoft.com/office/word/2010/wordml" xmlns:w15="http://schemas.microsoft.com/office/word/2012/wordml" xmlns:w16cex="http://schemas.microsoft.com/office/word/2018/wordml/cex" xmlns:w16cid="http://schemas.microsoft.com/office/word/2016/wordml/cid" xmlns:w16="http://schemas.microsoft.com/office/word/2018/wordml" xmlns:w16du="http://schemas.microsoft.com/office/word/2023/wordml/word16du" xmlns:w16sdtdh="http://schemas.microsoft.com/office/word/2020/wordml/sdtdatahash" xmlns:w16sdtfl="http://schemas.microsoft.com/office/word/2024/wordml/sdtformatlock" xmlns:w16se="http://schemas.microsoft.com/office/word/2015/wordml/symex" mc:Ignorable="w14 w15 w16se w16cid w16 w16cex w16sdtdh w16sdtfl w16du">
   <w:docDefaults>
     <w:rPrDefault>
       <w:rPr>
@@ -1207,13 +1291,13 @@
     <w:name w:val="Normal"/>
     <w:qFormat/>
   </w:style>
-  <w:style w:type="character" w:default="1" w:styleId="Policepardfaut">
+  <w:style w:type="character" w:default="1" w:styleId="DefaultParagraphFont">
     <w:name w:val="Default Paragraph Font"/>
     <w:uiPriority w:val="1"/>
     <w:semiHidden/>
     <w:unhideWhenUsed/>
   </w:style>
-  <w:style w:type="table" w:default="1" w:styleId="TableauNormal">
+  <w:style w:type="table" w:default="1" w:styleId="TableNormal">
     <w:name w:val="Normal Table"/>
     <w:uiPriority w:val="99"/>
     <w:semiHidden/>
@@ -1228,13 +1312,13 @@
       </w:tblCellMar>
     </w:tblPr>
   </w:style>
-  <w:style w:type="numbering" w:default="1" w:styleId="Aucuneliste">
+  <w:style w:type="numbering" w:default="1" w:styleId="NoList">
     <w:name w:val="No List"/>
     <w:uiPriority w:val="99"/>
     <w:semiHidden/>
     <w:unhideWhenUsed/>
   </w:style>
-  <w:style w:type="paragraph" w:styleId="Paragraphedeliste">
+  <w:style w:type="paragraph" w:styleId="ListParagraph">
     <w:name w:val="List Paragraph"/>
     <w:basedOn w:val="Normal"/>
     <w:uiPriority w:val="34"/>
@@ -1245,9 +1329,9 @@
       <w:contextualSpacing/>
     </w:pPr>
   </w:style>
-  <w:style w:type="character" w:styleId="Lienhypertexte">
+  <w:style w:type="character" w:styleId="Hyperlink">
     <w:name w:val="Hyperlink"/>
-    <w:basedOn w:val="Policepardfaut"/>
+    <w:basedOn w:val="DefaultParagraphFont"/>
     <w:uiPriority w:val="99"/>
     <w:unhideWhenUsed/>
     <w:rsid w:val="004116C3"/>
@@ -1256,9 +1340,9 @@
       <w:u w:val="single"/>
     </w:rPr>
   </w:style>
-  <w:style w:type="character" w:styleId="Mentionnonrsolue">
+  <w:style w:type="character" w:styleId="UnresolvedMention">
     <w:name w:val="Unresolved Mention"/>
-    <w:basedOn w:val="Policepardfaut"/>
+    <w:basedOn w:val="DefaultParagraphFont"/>
     <w:uiPriority w:val="99"/>
     <w:semiHidden/>
     <w:unhideWhenUsed/>
